--- a/docs/자연돌봄공동체_홍천군제안서.docx
+++ b/docs/자연돌봄공동체_홍천군제안서.docx
@@ -80,7 +80,7 @@
           </w:tcPr>
           <w:p>
             <w:r>
-              <w:t xml:space="preserve">은퇴를 앞둔 50~60대가 중심이 되어, 문 닫은 학교와 인근 국유림·유휴지를 빌려 노인과 아이, 청년과 자연이 한데 어울려 사는 마을을 만들려 합니다. 흔한 시혜성 복지나 귀농 지원과 달리, 장년 세대가 운영을 직접 맡아 청년의 창업을 돕고 어르신을 모시는, 세대가 이어 도는 돌봄 마을입니다.</w:t>
+              <w:t xml:space="preserve">은퇴를 앞둔 50~60대가 중심이 되어, 폐교와 인근 국유림·유휴지를 빌려 노인과 아이, 청년과 자연이 한데 어울려 사는 마을을 만들려 합니다. 흔한 시혜성 복지나 귀농 지원과 달리, 장년 세대가 운영을 직접 맡아, 청년의 창업을 돕고, 어르신을 모시고, 아이들을 보살피며, 반려견과 자연을 돌보는, 세대와 자연이 이어 도는 돌봄 마을입니다.</w:t>
             </w:r>
           </w:p>
         </w:tc>
@@ -227,7 +227,7 @@
               <w:spacing w:after="20" w:line="252"/>
             </w:pPr>
             <w:r>
-              <w:t xml:space="preserve">강원특별자치도 홍천군 내촌면 물걸리 646 (약 44,029㎡) — 주거·교육·복지 커뮤니티 공간 (2021년 폐교로 건물 상태 양호)</w:t>
+              <w:t xml:space="preserve">강원특별자치도 홍천군 내촌면 물걸리 646 (약 44,029㎡) — 주거·교육·복지 공동체 공간 (2021년 폐교로 건물 상태 양호)</w:t>
             </w:r>
           </w:p>
         </w:tc>
@@ -335,7 +335,7 @@
         <w:pStyle w:val="Heading3"/>
       </w:pPr>
       <w:r>
-        <w:t xml:space="preserve">주요 대관 대상 실무 가이드</w:t>
+        <w:t xml:space="preserve">부서별 주요 협의 사항</w:t>
       </w:r>
     </w:p>
     <w:tbl>
@@ -727,7 +727,7 @@
           <w:i w:val="false"/>
           <w:iCs w:val="false"/>
         </w:rPr>
-        <w:t xml:space="preserve">기존의 지방소멸 대응 정책은 단순한 정착 자금 지원이나 시혜성 복지 인프라 구축에 그쳐 지속 가능성이 낮았습니다. 본 공동체 운동은 “농촌 사회의 문제를 외부의 원조가 아닌, 유입된 장년층의 인적 자산과 민간 자본을 통해 스스로 해결한다”는 방식으로 풀어가려 합니다.</w:t>
+        <w:t>기존의 지방소멸 대응 정책은 정착 자금 지원이나 시혜성 복지 인프라 구축에 그쳐 지속 가능성이 낮았습니다. 본 공동체 운동은 “농촌 사회의 문제를 외부의 원조가 아닌, 유입된 장년층의 인적 자산과 민간 자본을 통해 스스로 해결한다”는 방식으로 풀어가려 합니다.</w:t>
       </w:r>
     </w:p>
     <w:p>
@@ -1034,7 +1034,7 @@
               <w:spacing w:after="20" w:line="252"/>
             </w:pPr>
             <w:r>
-              <w:t xml:space="preserve">교사·관사를 배리어프리로 리모델링 → 공동식당·다목적 라운지·의무실·노인공동생활가정·아동 그룹홈 배치</w:t>
+              <w:t xml:space="preserve">교사·관사를 무장애로 리모델링 → 공동식당·다목적 라운지·의무실·노인공동생활가정·아동 그룹홈 배치</w:t>
             </w:r>
           </w:p>
         </w:tc>
@@ -1197,7 +1197,7 @@
               <w:spacing w:after="20" w:line="252"/>
             </w:pPr>
             <w:r>
-              <w:t xml:space="preserve">배리어프리 산림치유 숲길·유기견 매개 치유 존·도시민 유치 에코 체험 → 지역 전체를 치유의 공간으로 넓힘</w:t>
+              <w:t xml:space="preserve">무장애 산림치유 숲길·유기견 매개 치유 공간·도시민 유치 생태 체험 → 지역 전체를 치유의 공간으로 넓힘</w:t>
             </w:r>
           </w:p>
         </w:tc>
@@ -1224,7 +1224,7 @@
           <w:i w:val="false"/>
           <w:iCs w:val="false"/>
         </w:rPr>
-        <w:t xml:space="preserve">같은 면(도관리)에 내촌초·내촌중이 있어 아동 통학이 차량 10분 내이며, 군내 종합병원(홍천아산병원·응급실)까지 약 25분으로 노인 1차·응급 의료 접근이 양호합니다. 산(오대산·계방산권)과 내촌천·홍천강의 물이 어우러진 배산임수 입지입니다.</w:t>
+        <w:t xml:space="preserve">같은 면(도관리)에 내촌초·내촌중이 있어 아동 통학이 차량 10분 내이며, 군내 종합병원(홍천아산병원·응급실)까지 약 25분으로 노인 1차·응급 의료 접근이 양호합니다. 산(오대산·계방산권)과 내촌천·홍천강의 물이 어우러진 배산임수 입지입니다. 정기 진료·통원은 조합 왕진·돌봄버스로 왕복해 거리 부담을 더 줄입니다.</w:t>
       </w:r>
     </w:p>
     <w:p>
@@ -2173,7 +2173,7 @@
               <w:spacing w:after="20" w:line="252"/>
             </w:pPr>
             <w:r>
-              <w:t xml:space="preserve">전원 1인 1실(유니트케어형) 노인요양공동생활가정 — 정착 80대 시니어 선행 케어로 실증 후 내촌면 관내 독거노인 수용 → 요양원 없는 생애 말기 존엄 케어</w:t>
+              <w:t xml:space="preserve">전원 1인 1실(유니트케어) 노인요양공동생활가정 — 정착 80대 시니어 선행 돌봄으로 실증 후 내촌면 관내 독거노인 수용 → 요양원 없는 생애 말기 존엄 케어</w:t>
             </w:r>
           </w:p>
         </w:tc>
@@ -2339,7 +2339,7 @@
               <w:spacing w:after="20" w:line="252"/>
             </w:pPr>
             <w:r>
-              <w:t xml:space="preserve">인근 국유림 배리어프리 숲길 + 친환경 유기농 임산물 채취·가공 → 고부가가치 창출</w:t>
+              <w:t xml:space="preserve">인근 국유림 무장애 숲길 + 친환경 유기농 임산물 채취·가공 → 고부가가치 창출</w:t>
             </w:r>
           </w:p>
         </w:tc>
@@ -2844,7 +2844,7 @@
               <w:spacing w:after="20" w:line="252"/>
             </w:pPr>
             <w:r>
-              <w:t xml:space="preserve">스마트팜·치유농업 농산물 B2B/B2C 온·오프라인 유통</w:t>
+              <w:t xml:space="preserve">스마트팜·치유농업 농산물 기업·소비자 직거래 온·오프라인 유통</w:t>
             </w:r>
           </w:p>
         </w:tc>
@@ -3007,7 +3007,7 @@
               <w:spacing w:after="20" w:line="252"/>
             </w:pPr>
             <w:r>
-              <w:t xml:space="preserve">주민참여형 태양광 전력 판매(REC) + 자체 에너지 제로화</w:t>
+              <w:t xml:space="preserve">주민참여형 태양광 전력 판매(신재생에너지 공급인증서, REC) + 자체 에너지 제로화</w:t>
             </w:r>
           </w:p>
         </w:tc>
@@ -3278,7 +3278,10 @@
               <w:spacing w:after="20" w:line="252"/>
             </w:pPr>
             <w:r>
-              <w:t xml:space="preserve">2,000만원 / 월 170만원(ALL-IN: 식대·관리비·1차 돌봄·의료 연계)</w:t>
+              <w:rPr>
+                <w:b w:val="0"/>
+              </w:rPr>
+              <w:t>2,000만원 / 월 150만원(식대·관리비·1차 돌봄·의료 연계 모두 포함)</w:t>
             </w:r>
           </w:p>
         </w:tc>
@@ -3307,7 +3310,7 @@
               <w:spacing w:after="20" w:line="252"/>
             </w:pPr>
             <w:r>
-              <w:t xml:space="preserve">초기 시설투자(CAPEX)</w:t>
+              <w:t xml:space="preserve">초기 시설 투자비</w:t>
             </w:r>
           </w:p>
         </w:tc>
@@ -4588,6 +4591,60 @@
           </w:p>
         </w:tc>
       </w:tr>
+      <w:tr>
+        <w:tc>
+          <w:tcPr>
+            <w:tcW w:type="dxa" w:w="2400"/>
+            <w:tcBorders>
+              <w:top w:val="single" w:color="BDBDBD" w:sz="1"/>
+              <w:left w:val="single" w:color="BDBDBD" w:sz="1"/>
+              <w:bottom w:val="single" w:color="BDBDBD" w:sz="1"/>
+              <w:right w:val="single" w:color="BDBDBD" w:sz="1"/>
+            </w:tcBorders>
+            <w:tcMar>
+              <w:top w:type="dxa" w:w="60"/>
+              <w:left w:type="dxa" w:w="110"/>
+              <w:bottom w:type="dxa" w:w="60"/>
+              <w:right w:type="dxa" w:w="110"/>
+            </w:tcMar>
+            <w:vAlign w:val="center"/>
+          </w:tcPr>
+          <w:p>
+            <w:pPr>
+              <w:spacing w:after="20" w:line="252"/>
+            </w:pPr>
+            <w:r>
+              <w:t xml:space="preserve">통합돌봄법 부합(2026.3.27 시행)</w:t>
+            </w:r>
+          </w:p>
+        </w:tc>
+        <w:tc>
+          <w:tcPr>
+            <w:tcW w:type="dxa" w:w="6960"/>
+            <w:tcBorders>
+              <w:top w:val="single" w:color="BDBDBD" w:sz="1"/>
+              <w:left w:val="single" w:color="BDBDBD" w:sz="1"/>
+              <w:bottom w:val="single" w:color="BDBDBD" w:sz="1"/>
+              <w:right w:val="single" w:color="BDBDBD" w:sz="1"/>
+            </w:tcBorders>
+            <w:tcMar>
+              <w:top w:type="dxa" w:w="60"/>
+              <w:left w:type="dxa" w:w="110"/>
+              <w:bottom w:type="dxa" w:w="60"/>
+              <w:right w:type="dxa" w:w="110"/>
+            </w:tcMar>
+            <w:vAlign w:val="center"/>
+          </w:tcPr>
+          <w:p>
+            <w:pPr>
+              <w:spacing w:after="20" w:line="252"/>
+            </w:pPr>
+            <w:r>
+              <w:t xml:space="preserve">「의료·요양 등 지역 돌봄의 통합지원에 관한 법률」 전면 시행 — 살던 곳에서 의료·요양·돌봄을 통합 제공. 본 모델은 그 민간 실증 거점. 2026 통합돌봄 예산 914억, 고령·의료취약 지자체에 연 8~10억 지원.</w:t>
+            </w:r>
+          </w:p>
+        </w:tc>
+      </w:tr>
     </w:tbl>
     <w:p>
       <w:pPr>
@@ -4623,6 +4680,30 @@
     </w:p>
     <w:p>
       <w:pPr>
+        <w:spacing w:after="120" w:before="0" w:line="276"/>
+      </w:pPr>
+      <w:r>
+        <w:rPr>
+          <w:b/>
+          <w:bCs/>
+          <w:i w:val="false"/>
+          <w:iCs w:val="false"/>
+          <w:color w:val="1B5E20"/>
+        </w:rPr>
+        <w:t xml:space="preserve">통합돌봄 실증 — </w:t>
+      </w:r>
+      <w:r>
+        <w:rPr>
+          <w:b w:val="false"/>
+          <w:bCs w:val="false"/>
+          <w:i w:val="false"/>
+          <w:iCs w:val="false"/>
+        </w:rPr>
+        <w:t xml:space="preserve">2026년 3월 전면 시행된 통합돌봄법의 ‘살던 곳 돌봄’을 폐교 거점에서 노인·아동·장애인 통합으로 실증하는 민간 모델입니다. 홍천은 고령·의료취약 지자체로 연 8~10억 규모 통합돌봄 지원 대상이 될 수 있어, 이 사업의 핵심 파트너로 결합합니다.</w:t>
+      </w:r>
+    </w:p>
+    <w:p>
+      <w:pPr>
         <w:pStyle w:val="Heading3"/>
       </w:pPr>
       <w:r>
@@ -4883,7 +4964,7 @@
           <w:b w:val="false"/>
           <w:bCs w:val="false"/>
         </w:rPr>
-        <w:t xml:space="preserve">재무 신뢰성: 보증금 2,000만/월 170만 ALL-IN, CAPEX 10.5억, 단계별 흑자 구조(성장기 +1.2억).</w:t>
+        <w:t xml:space="preserve">재무 신뢰성: 보증금 2,000만/월 170만(모두 포함), 초기 시설 투자비 10.5억, 단계별 흑자 구조(성장기 +1.2억).</w:t>
       </w:r>
     </w:p>
     <w:p>
@@ -4908,7 +4989,7 @@
           <w:b w:val="false"/>
           <w:bCs w:val="false"/>
         </w:rPr>
-        <w:t xml:space="preserve">초기 20여 명 즉시 전입 + 법인 관내 등록 세원 + 연 2,000명 관계인구 + 지방소멸기금 평가 최우수 명분.</w:t>
+        <w:t>초기 20여 명 즉시 전입 + 법인 관내 등록 세원 + 연 2,000명 관계인구 + 지방소멸기금 평가 우수 사례 확보.</w:t>
       </w:r>
     </w:p>
     <w:p>

--- a/docs/자연돌봄공동체_홍천군제안서.docx
+++ b/docs/자연돌봄공동체_홍천군제안서.docx
@@ -4964,7 +4964,7 @@
           <w:b w:val="false"/>
           <w:bCs w:val="false"/>
         </w:rPr>
-        <w:t xml:space="preserve">재무 신뢰성: 보증금 2,000만/월 170만(모두 포함), 초기 시설 투자비 10.5억, 단계별 흑자 구조(성장기 +1.2억).</w:t>
+        <w:t>재무 신뢰성: 보증금 2,000만/월 150만(모두 포함), 초기 시설 투자비 10.5억, 단계별 흑자 구조(성장기 +1.2억).</w:t>
       </w:r>
     </w:p>
     <w:p>

--- a/docs/자연돌봄공동체_홍천군제안서.docx
+++ b/docs/자연돌봄공동체_홍천군제안서.docx
@@ -4,7 +4,7 @@
   <w:body>
     <w:p>
       <w:pPr>
-        <w:spacing w:after="60" w:before="1100"/>
+        <w:spacing w:after="160" w:before="1100" w:line="312" w:lineRule="auto"/>
         <w:jc w:val="center"/>
       </w:pPr>
       <w:r>
@@ -21,6 +21,7 @@
     <w:p>
       <w:pPr>
         <w:pStyle w:val="Title"/>
+        <w:spacing w:line="312" w:lineRule="auto" w:after="160"/>
       </w:pPr>
       <w:r>
         <w:t xml:space="preserve">자연돌봄공동체 제안서</w:t>
@@ -28,7 +29,7 @@
     </w:p>
     <w:p>
       <w:pPr>
-        <w:spacing w:after="160"/>
+        <w:spacing w:after="160" w:line="312" w:lineRule="auto"/>
         <w:jc w:val="center"/>
       </w:pPr>
       <w:r>
@@ -42,7 +43,7 @@
     </w:p>
     <w:p>
       <w:pPr>
-        <w:spacing w:after="160"/>
+        <w:spacing w:after="160" w:line="312" w:lineRule="auto"/>
       </w:pPr>
     </w:p>
     <w:tbl>
@@ -79,6 +80,9 @@
             </w:tcMar>
           </w:tcPr>
           <w:p>
+            <w:pPr>
+              <w:spacing w:line="288" w:lineRule="auto"/>
+            </w:pPr>
             <w:r>
               <w:t xml:space="preserve">은퇴를 앞둔 50~60대가 중심이 되어, 폐교와 인근 국유림·유휴지를 빌려 노인과 아이, 청년과 자연이 한데 어울려 사는 마을을 만들려 합니다. 흔한 시혜성 복지나 귀농 지원과 달리, 장년 세대가 운영을 직접 맡아, 청년의 창업을 돕고, 어르신을 모시고, 아이들을 보살피며, 반려견과 자연을 돌보는, 세대와 자연이 이어 도는 돌봄 마을입니다.</w:t>
             </w:r>
@@ -88,7 +92,7 @@
     </w:tbl>
     <w:p>
       <w:pPr>
-        <w:spacing w:after="120"/>
+        <w:spacing w:after="160" w:line="312" w:lineRule="auto"/>
       </w:pPr>
     </w:p>
     <w:tbl>
@@ -131,7 +135,7 @@
           </w:tcPr>
           <w:p>
             <w:pPr>
-              <w:spacing w:after="20" w:line="252"/>
+              <w:spacing w:after="20" w:line="288" w:lineRule="auto"/>
               <w:jc w:val="center"/>
             </w:pPr>
             <w:r>
@@ -164,7 +168,7 @@
           </w:tcPr>
           <w:p>
             <w:pPr>
-              <w:spacing w:after="20" w:line="252"/>
+              <w:spacing w:after="20" w:line="288" w:lineRule="auto"/>
               <w:jc w:val="center"/>
             </w:pPr>
             <w:r>
@@ -198,7 +202,7 @@
           </w:tcPr>
           <w:p>
             <w:pPr>
-              <w:spacing w:after="20" w:line="252"/>
+              <w:spacing w:after="20" w:line="288" w:lineRule="auto"/>
             </w:pPr>
             <w:r>
               <w:t xml:space="preserve">거점 — 내촌초 동창분교장</w:t>
@@ -224,7 +228,7 @@
           </w:tcPr>
           <w:p>
             <w:pPr>
-              <w:spacing w:after="20" w:line="252"/>
+              <w:spacing w:after="20" w:line="288" w:lineRule="auto"/>
             </w:pPr>
             <w:r>
               <w:t xml:space="preserve">강원특별자치도 홍천군 내촌면 물걸리 646 (약 44,029㎡) — 주거·교육·복지 공동체 공간 (2021년 폐교로 건물 상태 양호)</w:t>
@@ -253,7 +257,7 @@
           </w:tcPr>
           <w:p>
             <w:pPr>
-              <w:spacing w:after="20" w:line="252"/>
+              <w:spacing w:after="20" w:line="288" w:lineRule="auto"/>
             </w:pPr>
             <w:r>
               <w:t xml:space="preserve">배후 — 인근 국유림·유휴지</w:t>
@@ -280,7 +284,7 @@
           </w:tcPr>
           <w:p>
             <w:pPr>
-              <w:spacing w:after="20" w:line="252"/>
+              <w:spacing w:after="20" w:line="288" w:lineRule="auto"/>
             </w:pPr>
             <w:r>
               <w:t xml:space="preserve">내촌·서석 일원 국유림 및 유휴 농지 — 산림치유·치유농업·신재생에너지 기지</w:t>
@@ -291,12 +295,12 @@
     </w:tbl>
     <w:p>
       <w:pPr>
-        <w:spacing w:after="80"/>
-      </w:pPr>
-    </w:p>
-    <w:p>
-      <w:pPr>
-        <w:spacing w:after="30" w:before="0" w:line="276"/>
+        <w:spacing w:after="160" w:line="312" w:lineRule="auto"/>
+      </w:pPr>
+    </w:p>
+    <w:p>
+      <w:pPr>
+        <w:spacing w:after="160" w:before="0" w:line="312" w:lineRule="auto"/>
         <w:jc w:val="center"/>
       </w:pPr>
       <w:r>
@@ -311,7 +315,7 @@
     </w:p>
     <w:p>
       <w:pPr>
-        <w:spacing w:after="120" w:before="0" w:line="276"/>
+        <w:spacing w:after="160" w:before="0" w:line="312" w:lineRule="auto"/>
         <w:jc w:val="center"/>
       </w:pPr>
       <w:r>
@@ -327,12 +331,13 @@
     </w:p>
     <w:p>
       <w:pPr>
-        <w:spacing w:after="120"/>
+        <w:spacing w:after="160" w:line="312" w:lineRule="auto"/>
       </w:pPr>
     </w:p>
     <w:p>
       <w:pPr>
         <w:pStyle w:val="Heading3"/>
+        <w:spacing w:before="280" w:after="160"/>
       </w:pPr>
       <w:r>
         <w:t xml:space="preserve">부서별 주요 협의 사항</w:t>
@@ -379,7 +384,7 @@
           </w:tcPr>
           <w:p>
             <w:pPr>
-              <w:spacing w:after="20" w:line="252"/>
+              <w:spacing w:after="20" w:line="288" w:lineRule="auto"/>
               <w:jc w:val="center"/>
             </w:pPr>
             <w:r>
@@ -412,7 +417,7 @@
           </w:tcPr>
           <w:p>
             <w:pPr>
-              <w:spacing w:after="20" w:line="252"/>
+              <w:spacing w:after="20" w:line="288" w:lineRule="auto"/>
               <w:jc w:val="center"/>
             </w:pPr>
             <w:r>
@@ -445,7 +450,7 @@
           </w:tcPr>
           <w:p>
             <w:pPr>
-              <w:spacing w:after="20" w:line="252"/>
+              <w:spacing w:after="20" w:line="288" w:lineRule="auto"/>
               <w:jc w:val="center"/>
             </w:pPr>
             <w:r>
@@ -479,7 +484,7 @@
           </w:tcPr>
           <w:p>
             <w:pPr>
-              <w:spacing w:after="20" w:line="252"/>
+              <w:spacing w:after="20" w:line="288" w:lineRule="auto"/>
             </w:pPr>
             <w:r>
               <w:t xml:space="preserve">교육청</w:t>
@@ -505,7 +510,7 @@
           </w:tcPr>
           <w:p>
             <w:pPr>
-              <w:spacing w:after="20" w:line="252"/>
+              <w:spacing w:after="20" w:line="288" w:lineRule="auto"/>
             </w:pPr>
             <w:r>
               <w:t xml:space="preserve">강원특별자치도홍천교육지원청 행정지원과 재무팀</w:t>
@@ -531,7 +536,7 @@
           </w:tcPr>
           <w:p>
             <w:pPr>
-              <w:spacing w:after="20" w:line="252"/>
+              <w:spacing w:after="20" w:line="288" w:lineRule="auto"/>
             </w:pPr>
             <w:r>
               <w:t xml:space="preserve">동창분교장 자산 대부 협의</w:t>
@@ -560,7 +565,7 @@
           </w:tcPr>
           <w:p>
             <w:pPr>
-              <w:spacing w:after="20" w:line="252"/>
+              <w:spacing w:after="20" w:line="288" w:lineRule="auto"/>
             </w:pPr>
             <w:r>
               <w:t xml:space="preserve">지자체</w:t>
@@ -587,7 +592,7 @@
           </w:tcPr>
           <w:p>
             <w:pPr>
-              <w:spacing w:after="20" w:line="252"/>
+              <w:spacing w:after="20" w:line="288" w:lineRule="auto"/>
             </w:pPr>
             <w:r>
               <w:t xml:space="preserve">홍천군청 기획감사담당관(인구정책) / 복지정책과 / 농촌활력과</w:t>
@@ -614,7 +619,7 @@
           </w:tcPr>
           <w:p>
             <w:pPr>
-              <w:spacing w:after="20" w:line="252"/>
+              <w:spacing w:after="20" w:line="288" w:lineRule="auto"/>
             </w:pPr>
             <w:r>
               <w:t xml:space="preserve">지방소멸대응기금 연계 및 인허가 총괄</w:t>
@@ -642,7 +647,7 @@
           </w:tcPr>
           <w:p>
             <w:pPr>
-              <w:spacing w:after="20" w:line="252"/>
+              <w:spacing w:after="20" w:line="288" w:lineRule="auto"/>
             </w:pPr>
             <w:r>
               <w:t xml:space="preserve">관계부처·광역</w:t>
@@ -668,7 +673,7 @@
           </w:tcPr>
           <w:p>
             <w:pPr>
-              <w:spacing w:after="20" w:line="252"/>
+              <w:spacing w:after="20" w:line="288" w:lineRule="auto"/>
             </w:pPr>
             <w:r>
               <w:t xml:space="preserve">동부지방산림청 홍천국유림관리소 / 강원특별자치도(소멸대응·규제혁신)</w:t>
@@ -694,7 +699,7 @@
           </w:tcPr>
           <w:p>
             <w:pPr>
-              <w:spacing w:after="20" w:line="252"/>
+              <w:spacing w:after="20" w:line="288" w:lineRule="auto"/>
             </w:pPr>
             <w:r>
               <w:t xml:space="preserve">인근 국유림 활용 및 도 차원 시범지구 연계</w:t>
@@ -704,6 +709,9 @@
       </w:tr>
     </w:tbl>
     <w:p>
+      <w:pPr>
+        <w:spacing w:line="312" w:lineRule="auto" w:after="160"/>
+      </w:pPr>
       <w:r>
         <w:br w:type="page"/>
       </w:r>
@@ -711,6 +719,7 @@
     <w:p>
       <w:pPr>
         <w:pStyle w:val="Heading1"/>
+        <w:spacing w:before="520" w:after="280"/>
       </w:pPr>
       <w:r>
         <w:t xml:space="preserve">제1장  제안의 배경 — 귀농귀촌을 넘어선 마을 만들기</w:t>
@@ -718,7 +727,7 @@
     </w:p>
     <w:p>
       <w:pPr>
-        <w:spacing w:after="120" w:before="0" w:line="276"/>
+        <w:spacing w:after="160" w:before="0" w:line="312" w:lineRule="auto"/>
       </w:pPr>
       <w:r>
         <w:rPr>
@@ -732,7 +741,7 @@
     </w:p>
     <w:p>
       <w:pPr>
-        <w:spacing w:after="120" w:before="0" w:line="276"/>
+        <w:spacing w:after="160" w:before="0" w:line="312" w:lineRule="auto"/>
       </w:pPr>
       <w:r>
         <w:rPr>
@@ -746,7 +755,7 @@
     </w:p>
     <w:p>
       <w:pPr>
-        <w:spacing w:after="120" w:before="0" w:line="276"/>
+        <w:spacing w:after="160" w:before="0" w:line="312" w:lineRule="auto"/>
       </w:pPr>
       <w:r>
         <w:rPr>
@@ -801,6 +810,9 @@
             </w:tcMar>
           </w:tcPr>
           <w:p>
+            <w:pPr>
+              <w:spacing w:line="288" w:lineRule="auto"/>
+            </w:pPr>
             <w:r>
               <w:rPr>
                 <w:b/>
@@ -819,6 +831,7 @@
     <w:p>
       <w:pPr>
         <w:pStyle w:val="Heading1"/>
+        <w:spacing w:before="520" w:after="280"/>
       </w:pPr>
       <w:r>
         <w:t xml:space="preserve">제2장  단일 거점 집중 계획 (씨앗기)</w:t>
@@ -826,7 +839,7 @@
     </w:p>
     <w:p>
       <w:pPr>
-        <w:spacing w:after="120" w:before="0" w:line="276"/>
+        <w:spacing w:after="160" w:before="0" w:line="312" w:lineRule="auto"/>
       </w:pPr>
       <w:r>
         <w:rPr>
@@ -879,7 +892,7 @@
           </w:tcPr>
           <w:p>
             <w:pPr>
-              <w:spacing w:after="20" w:line="252"/>
+              <w:spacing w:after="20" w:line="288" w:lineRule="auto"/>
               <w:jc w:val="center"/>
             </w:pPr>
             <w:r>
@@ -912,7 +925,7 @@
           </w:tcPr>
           <w:p>
             <w:pPr>
-              <w:spacing w:after="20" w:line="252"/>
+              <w:spacing w:after="20" w:line="288" w:lineRule="auto"/>
               <w:jc w:val="center"/>
             </w:pPr>
             <w:r>
@@ -945,7 +958,7 @@
           </w:tcPr>
           <w:p>
             <w:pPr>
-              <w:spacing w:after="20" w:line="252"/>
+              <w:spacing w:after="20" w:line="288" w:lineRule="auto"/>
               <w:jc w:val="center"/>
             </w:pPr>
             <w:r>
@@ -979,7 +992,7 @@
           </w:tcPr>
           <w:p>
             <w:pPr>
-              <w:spacing w:after="20" w:line="252"/>
+              <w:spacing w:after="20" w:line="288" w:lineRule="auto"/>
             </w:pPr>
             <w:r>
               <w:t xml:space="preserve">1축</w:t>
@@ -1005,7 +1018,7 @@
           </w:tcPr>
           <w:p>
             <w:pPr>
-              <w:spacing w:after="20" w:line="252"/>
+              <w:spacing w:after="20" w:line="288" w:lineRule="auto"/>
             </w:pPr>
             <w:r>
               <w:t xml:space="preserve">동창분교장 (돌봄·문화 거점)</w:t>
@@ -1031,7 +1044,7 @@
           </w:tcPr>
           <w:p>
             <w:pPr>
-              <w:spacing w:after="20" w:line="252"/>
+              <w:spacing w:after="20" w:line="288" w:lineRule="auto"/>
             </w:pPr>
             <w:r>
               <w:t xml:space="preserve">교사·관사를 무장애로 리모델링 → 공동식당·다목적 라운지·의무실·노인공동생활가정·아동 그룹홈 배치</w:t>
@@ -1060,7 +1073,7 @@
           </w:tcPr>
           <w:p>
             <w:pPr>
-              <w:spacing w:after="20" w:line="252"/>
+              <w:spacing w:after="20" w:line="288" w:lineRule="auto"/>
             </w:pPr>
             <w:r>
               <w:t xml:space="preserve">2축</w:t>
@@ -1087,7 +1100,7 @@
           </w:tcPr>
           <w:p>
             <w:pPr>
-              <w:spacing w:after="20" w:line="252"/>
+              <w:spacing w:after="20" w:line="288" w:lineRule="auto"/>
             </w:pPr>
             <w:r>
               <w:t xml:space="preserve">분교 부지·인접 유휴지 (생산·창업 거점)</w:t>
@@ -1114,7 +1127,7 @@
           </w:tcPr>
           <w:p>
             <w:pPr>
-              <w:spacing w:after="20" w:line="252"/>
+              <w:spacing w:after="20" w:line="288" w:lineRule="auto"/>
             </w:pPr>
             <w:r>
               <w:t xml:space="preserve">스마트팜·치유농업 텃밭·가구공방 → 핵심세대의 자금·기술 + 청년 노동력을 결합한 청년 사회적기업 창업 지원</w:t>
@@ -1142,7 +1155,7 @@
           </w:tcPr>
           <w:p>
             <w:pPr>
-              <w:spacing w:after="20" w:line="252"/>
+              <w:spacing w:after="20" w:line="288" w:lineRule="auto"/>
             </w:pPr>
             <w:r>
               <w:t xml:space="preserve">3축</w:t>
@@ -1168,7 +1181,7 @@
           </w:tcPr>
           <w:p>
             <w:pPr>
-              <w:spacing w:after="20" w:line="252"/>
+              <w:spacing w:after="20" w:line="288" w:lineRule="auto"/>
             </w:pPr>
             <w:r>
               <w:t xml:space="preserve">인근 국유림 (치유·생태 거점)</w:t>
@@ -1194,7 +1207,7 @@
           </w:tcPr>
           <w:p>
             <w:pPr>
-              <w:spacing w:after="20" w:line="252"/>
+              <w:spacing w:after="20" w:line="288" w:lineRule="auto"/>
             </w:pPr>
             <w:r>
               <w:t xml:space="preserve">무장애 산림치유 숲길·유기견 매개 치유 공간·도시민 유치 생태 체험 → 지역 전체를 치유의 공간으로 넓힘</w:t>
@@ -1205,7 +1218,7 @@
     </w:tbl>
     <w:p>
       <w:pPr>
-        <w:spacing w:after="120" w:before="0" w:line="276"/>
+        <w:spacing w:after="160" w:before="0" w:line="312" w:lineRule="auto"/>
       </w:pPr>
       <w:r>
         <w:rPr>
@@ -1230,6 +1243,7 @@
     <w:p>
       <w:pPr>
         <w:pStyle w:val="Heading1"/>
+        <w:spacing w:before="520" w:after="280"/>
       </w:pPr>
       <w:r>
         <w:t xml:space="preserve">제3장  즉시 실행 지표 및 단계별 개발 타임라인</w:t>
@@ -1237,7 +1251,7 @@
     </w:p>
     <w:p>
       <w:pPr>
-        <w:spacing w:after="120" w:before="0" w:line="276"/>
+        <w:spacing w:after="160" w:before="0" w:line="312" w:lineRule="auto"/>
       </w:pPr>
       <w:r>
         <w:rPr>
@@ -1252,6 +1266,7 @@
     <w:p>
       <w:pPr>
         <w:pStyle w:val="Heading2"/>
+        <w:spacing w:before="360" w:after="200"/>
       </w:pPr>
       <w:r>
         <w:t xml:space="preserve">3-1. 단계별 마일스톤 (확약 사항)</w:t>
@@ -1297,7 +1312,7 @@
           </w:tcPr>
           <w:p>
             <w:pPr>
-              <w:spacing w:after="20" w:line="252"/>
+              <w:spacing w:after="20" w:line="288" w:lineRule="auto"/>
               <w:jc w:val="center"/>
             </w:pPr>
             <w:r>
@@ -1330,7 +1345,7 @@
           </w:tcPr>
           <w:p>
             <w:pPr>
-              <w:spacing w:after="20" w:line="252"/>
+              <w:spacing w:after="20" w:line="288" w:lineRule="auto"/>
               <w:jc w:val="center"/>
             </w:pPr>
             <w:r>
@@ -1364,7 +1379,7 @@
           </w:tcPr>
           <w:p>
             <w:pPr>
-              <w:spacing w:after="20" w:line="252"/>
+              <w:spacing w:after="20" w:line="288" w:lineRule="auto"/>
             </w:pPr>
             <w:r>
               <w:t xml:space="preserve">인허가 확정 즉시</w:t>
@@ -1390,7 +1405,7 @@
           </w:tcPr>
           <w:p>
             <w:pPr>
-              <w:spacing w:after="20" w:line="252"/>
+              <w:spacing w:after="20" w:line="288" w:lineRule="auto"/>
             </w:pPr>
             <w:r>
               <w:t xml:space="preserve">초기 정착자용 친환경 조립주택 즉각 건축 / 핵심 인력 2~5명 현장 상주, 현장 지휘·주민 소통 개시</w:t>
@@ -1419,7 +1434,7 @@
           </w:tcPr>
           <w:p>
             <w:pPr>
-              <w:spacing w:after="20" w:line="252"/>
+              <w:spacing w:after="20" w:line="288" w:lineRule="auto"/>
             </w:pPr>
             <w:r>
               <w:t xml:space="preserve">착공 후 6개월 내</w:t>
@@ -1446,7 +1461,7 @@
           </w:tcPr>
           <w:p>
             <w:pPr>
-              <w:spacing w:after="20" w:line="252"/>
+              <w:spacing w:after="20" w:line="288" w:lineRule="auto"/>
             </w:pPr>
             <w:r>
               <w:t xml:space="preserve">전체 계획 수립 및 폐교 본동 리모델링 최종 설계 완료</w:t>
@@ -1474,7 +1489,7 @@
           </w:tcPr>
           <w:p>
             <w:pPr>
-              <w:spacing w:after="20" w:line="252"/>
+              <w:spacing w:after="20" w:line="288" w:lineRule="auto"/>
             </w:pPr>
             <w:r>
               <w:t xml:space="preserve">착공 후 1년 내</w:t>
@@ -1500,7 +1515,7 @@
           </w:tcPr>
           <w:p>
             <w:pPr>
-              <w:spacing w:after="20" w:line="252"/>
+              <w:spacing w:after="20" w:line="288" w:lineRule="auto"/>
             </w:pPr>
             <w:r>
               <w:t xml:space="preserve">전체 리모델링 및 생산 단지 공사 완료, 본진 공식 입주 및 가동</w:t>
@@ -1512,6 +1527,7 @@
     <w:p>
       <w:pPr>
         <w:pStyle w:val="Heading2"/>
+        <w:spacing w:before="360" w:after="200"/>
       </w:pPr>
       <w:r>
         <w:t xml:space="preserve">3-2. 선행 확보 인력 지표</w:t>
@@ -1524,7 +1540,7 @@
           <w:ilvl w:val="0"/>
           <w:numId w:val="2"/>
         </w:numPr>
-        <w:spacing w:after="60" w:line="270"/>
+        <w:spacing w:after="160" w:line="312" w:lineRule="auto"/>
       </w:pPr>
       <w:r>
         <w:rPr>
@@ -1541,7 +1557,7 @@
           <w:ilvl w:val="0"/>
           <w:numId w:val="2"/>
         </w:numPr>
-        <w:spacing w:after="60" w:line="270"/>
+        <w:spacing w:after="160" w:line="312" w:lineRule="auto"/>
       </w:pPr>
       <w:r>
         <w:rPr>
@@ -1558,7 +1574,7 @@
           <w:ilvl w:val="0"/>
           <w:numId w:val="2"/>
         </w:numPr>
-        <w:spacing w:after="60" w:line="270"/>
+        <w:spacing w:after="160" w:line="312" w:lineRule="auto"/>
       </w:pPr>
       <w:r>
         <w:rPr>
@@ -1582,6 +1598,7 @@
     <w:p>
       <w:pPr>
         <w:pStyle w:val="Heading1"/>
+        <w:spacing w:before="520" w:after="280"/>
       </w:pPr>
       <w:r>
         <w:t xml:space="preserve">제4장  운영 구조와 청년 창업 지원</w:t>
@@ -1589,7 +1606,7 @@
     </w:p>
     <w:p>
       <w:pPr>
-        <w:spacing w:after="120" w:before="0" w:line="276"/>
+        <w:spacing w:after="160" w:before="0" w:line="312" w:lineRule="auto"/>
       </w:pPr>
       <w:r>
         <w:rPr>
@@ -1604,6 +1621,7 @@
     <w:p>
       <w:pPr>
         <w:pStyle w:val="Heading2"/>
+        <w:spacing w:before="360" w:after="200"/>
       </w:pPr>
       <w:r>
         <w:t xml:space="preserve">4-1. 5대 전문 사회적기업 독립 편제</w:t>
@@ -1649,7 +1667,7 @@
           </w:tcPr>
           <w:p>
             <w:pPr>
-              <w:spacing w:after="20" w:line="252"/>
+              <w:spacing w:after="20" w:line="288" w:lineRule="auto"/>
               <w:jc w:val="center"/>
             </w:pPr>
             <w:r>
@@ -1682,7 +1700,7 @@
           </w:tcPr>
           <w:p>
             <w:pPr>
-              <w:spacing w:after="20" w:line="252"/>
+              <w:spacing w:after="20" w:line="288" w:lineRule="auto"/>
               <w:jc w:val="center"/>
             </w:pPr>
             <w:r>
@@ -1716,7 +1734,7 @@
           </w:tcPr>
           <w:p>
             <w:pPr>
-              <w:spacing w:after="20" w:line="252"/>
+              <w:spacing w:after="20" w:line="288" w:lineRule="auto"/>
             </w:pPr>
             <w:r>
               <w:t xml:space="preserve">농업</w:t>
@@ -1742,7 +1760,7 @@
           </w:tcPr>
           <w:p>
             <w:pPr>
-              <w:spacing w:after="20" w:line="252"/>
+              <w:spacing w:after="20" w:line="288" w:lineRule="auto"/>
             </w:pPr>
             <w:r>
               <w:t xml:space="preserve">유휴지 기반 스마트팜·치유농업(6차산업)·친환경 식자재 생산·유통</w:t>
@@ -1771,7 +1789,7 @@
           </w:tcPr>
           <w:p>
             <w:pPr>
-              <w:spacing w:after="20" w:line="252"/>
+              <w:spacing w:after="20" w:line="288" w:lineRule="auto"/>
             </w:pPr>
             <w:r>
               <w:t xml:space="preserve">임업</w:t>
@@ -1798,7 +1816,7 @@
           </w:tcPr>
           <w:p>
             <w:pPr>
-              <w:spacing w:after="20" w:line="252"/>
+              <w:spacing w:after="20" w:line="288" w:lineRule="auto"/>
             </w:pPr>
             <w:r>
               <w:t xml:space="preserve">숲치유(산림복지서비스)·임산물 채취·가공·숲가꾸기</w:t>
@@ -1826,7 +1844,7 @@
           </w:tcPr>
           <w:p>
             <w:pPr>
-              <w:spacing w:after="20" w:line="252"/>
+              <w:spacing w:after="20" w:line="288" w:lineRule="auto"/>
             </w:pPr>
             <w:r>
               <w:t xml:space="preserve">반려동물센터</w:t>
@@ -1852,7 +1870,7 @@
           </w:tcPr>
           <w:p>
             <w:pPr>
-              <w:spacing w:after="20" w:line="252"/>
+              <w:spacing w:after="20" w:line="288" w:lineRule="auto"/>
             </w:pPr>
             <w:r>
               <w:t xml:space="preserve">유기견 구조·사회화 전문 훈련 및 산림 연계 치유 프로그램</w:t>
@@ -1881,7 +1899,7 @@
           </w:tcPr>
           <w:p>
             <w:pPr>
-              <w:spacing w:after="20" w:line="252"/>
+              <w:spacing w:after="20" w:line="288" w:lineRule="auto"/>
             </w:pPr>
             <w:r>
               <w:t xml:space="preserve">가구공방·친환경건축</w:t>
@@ -1908,7 +1926,7 @@
           </w:tcPr>
           <w:p>
             <w:pPr>
-              <w:spacing w:after="20" w:line="252"/>
+              <w:spacing w:after="20" w:line="288" w:lineRule="auto"/>
             </w:pPr>
             <w:r>
               <w:t xml:space="preserve">목수 조합원 연계, 발달장애 청년 직업훈련, 가구 제작 및 친환경 조립주택 직접 시공</w:t>
@@ -1936,7 +1954,7 @@
           </w:tcPr>
           <w:p>
             <w:pPr>
-              <w:spacing w:after="20" w:line="252"/>
+              <w:spacing w:after="20" w:line="288" w:lineRule="auto"/>
             </w:pPr>
             <w:r>
               <w:t xml:space="preserve">신재생에너지</w:t>
@@ -1962,7 +1980,7 @@
           </w:tcPr>
           <w:p>
             <w:pPr>
-              <w:spacing w:after="20" w:line="252"/>
+              <w:spacing w:after="20" w:line="288" w:lineRule="auto"/>
             </w:pPr>
             <w:r>
               <w:t xml:space="preserve">주민참여형 태양광 발전, 탄소중립 공동체 관리, 조립주택 유지보수</w:t>
@@ -1974,6 +1992,7 @@
     <w:p>
       <w:pPr>
         <w:pStyle w:val="Heading2"/>
+        <w:spacing w:before="360" w:after="200"/>
       </w:pPr>
       <w:r>
         <w:t xml:space="preserve">4-2. 장년이 청년 창업을 돕는 방식</w:t>
@@ -1981,7 +2000,7 @@
     </w:p>
     <w:p>
       <w:pPr>
-        <w:spacing w:after="120" w:before="0" w:line="276"/>
+        <w:spacing w:after="160" w:before="0" w:line="312" w:lineRule="auto"/>
       </w:pPr>
       <w:r>
         <w:rPr>
@@ -1996,6 +2015,7 @@
     <w:p>
       <w:pPr>
         <w:pStyle w:val="Heading3"/>
+        <w:spacing w:before="280" w:after="160"/>
       </w:pPr>
       <w:r>
         <w:t xml:space="preserve">4-3. 지역 청년 정착을 위한 인재 파이프라인</w:t>
@@ -2003,7 +2023,7 @@
     </w:p>
     <w:p>
       <w:pPr>
-        <w:spacing w:after="120" w:before="0" w:line="276"/>
+        <w:spacing w:after="160" w:before="0" w:line="312" w:lineRule="auto"/>
       </w:pPr>
       <w:r>
         <w:rPr>
@@ -2018,6 +2038,7 @@
     <w:p>
       <w:pPr>
         <w:pStyle w:val="Heading1"/>
+        <w:spacing w:before="520" w:after="280"/>
       </w:pPr>
       <w:r>
         <w:t xml:space="preserve">제5장  5대(오중) 상호돌봄</w:t>
@@ -2025,7 +2046,7 @@
     </w:p>
     <w:p>
       <w:pPr>
-        <w:spacing w:after="120" w:before="0" w:line="276"/>
+        <w:spacing w:after="160" w:before="0" w:line="312" w:lineRule="auto"/>
       </w:pPr>
       <w:r>
         <w:rPr>
@@ -2077,7 +2098,7 @@
           </w:tcPr>
           <w:p>
             <w:pPr>
-              <w:spacing w:after="20" w:line="252"/>
+              <w:spacing w:after="20" w:line="288" w:lineRule="auto"/>
               <w:jc w:val="center"/>
             </w:pPr>
             <w:r>
@@ -2110,7 +2131,7 @@
           </w:tcPr>
           <w:p>
             <w:pPr>
-              <w:spacing w:after="20" w:line="252"/>
+              <w:spacing w:after="20" w:line="288" w:lineRule="auto"/>
               <w:jc w:val="center"/>
             </w:pPr>
             <w:r>
@@ -2144,7 +2165,7 @@
           </w:tcPr>
           <w:p>
             <w:pPr>
-              <w:spacing w:after="20" w:line="252"/>
+              <w:spacing w:after="20" w:line="288" w:lineRule="auto"/>
             </w:pPr>
             <w:r>
               <w:t xml:space="preserve">① 노인 존엄 돌봄</w:t>
@@ -2170,7 +2191,7 @@
           </w:tcPr>
           <w:p>
             <w:pPr>
-              <w:spacing w:after="20" w:line="252"/>
+              <w:spacing w:after="20" w:line="288" w:lineRule="auto"/>
             </w:pPr>
             <w:r>
               <w:t xml:space="preserve">전원 1인 1실(유니트케어) 노인요양공동생활가정 — 정착 80대 시니어 선행 돌봄으로 실증 후 내촌면 관내 독거노인 수용 → 요양원 없는 생애 말기 존엄 케어</w:t>
@@ -2199,7 +2220,7 @@
           </w:tcPr>
           <w:p>
             <w:pPr>
-              <w:spacing w:after="20" w:line="252"/>
+              <w:spacing w:after="20" w:line="288" w:lineRule="auto"/>
             </w:pPr>
             <w:r>
               <w:t xml:space="preserve">② 아동 성장 돌봄</w:t>
@@ -2226,7 +2247,7 @@
           </w:tcPr>
           <w:p>
             <w:pPr>
-              <w:spacing w:after="20" w:line="252"/>
+              <w:spacing w:after="20" w:line="288" w:lineRule="auto"/>
             </w:pPr>
             <w:r>
               <w:t xml:space="preserve">동창분교 내 아동 공동생활가정 설치, ‘성인 3명당 아동 1명(1/3 원칙)’ 밀착 양육 → 홍천의 미래 인재 육성</w:t>
@@ -2254,7 +2275,7 @@
           </w:tcPr>
           <w:p>
             <w:pPr>
-              <w:spacing w:after="20" w:line="252"/>
+              <w:spacing w:after="20" w:line="288" w:lineRule="auto"/>
             </w:pPr>
             <w:r>
               <w:t xml:space="preserve">③ 반려견 생명 돌봄</w:t>
@@ -2280,7 +2301,7 @@
           </w:tcPr>
           <w:p>
             <w:pPr>
-              <w:spacing w:after="20" w:line="252"/>
+              <w:spacing w:after="20" w:line="288" w:lineRule="auto"/>
             </w:pPr>
             <w:r>
               <w:t xml:space="preserve">관내 유기견 구조·전문 훈련 → 치유견 전환, 노인·아동의 정서적 유대 고리</w:t>
@@ -2309,7 +2330,7 @@
           </w:tcPr>
           <w:p>
             <w:pPr>
-              <w:spacing w:after="20" w:line="252"/>
+              <w:spacing w:after="20" w:line="288" w:lineRule="auto"/>
             </w:pPr>
             <w:r>
               <w:t xml:space="preserve">④ 자연 산림 치유</w:t>
@@ -2336,7 +2357,7 @@
           </w:tcPr>
           <w:p>
             <w:pPr>
-              <w:spacing w:after="20" w:line="252"/>
+              <w:spacing w:after="20" w:line="288" w:lineRule="auto"/>
             </w:pPr>
             <w:r>
               <w:t xml:space="preserve">인근 국유림 무장애 숲길 + 친환경 유기농 임산물 채취·가공 → 고부가가치 창출</w:t>
@@ -2364,7 +2385,7 @@
           </w:tcPr>
           <w:p>
             <w:pPr>
-              <w:spacing w:after="20" w:line="252"/>
+              <w:spacing w:after="20" w:line="288" w:lineRule="auto"/>
             </w:pPr>
             <w:r>
               <w:t xml:space="preserve">⑤ 청년·장애인 자립 돌봄</w:t>
@@ -2390,7 +2411,7 @@
           </w:tcPr>
           <w:p>
             <w:pPr>
-              <w:spacing w:after="20" w:line="252"/>
+              <w:spacing w:after="20" w:line="288" w:lineRule="auto"/>
             </w:pPr>
             <w:r>
               <w:t xml:space="preserve">청년 창업·멘토링 + 발달장애 자립(직업훈련·지원고용)·평생 돌봄 — 가구공방·스마트팜 연계 보호고용으로 존엄한 일자리</w:t>
@@ -2402,6 +2423,7 @@
     <w:p>
       <w:pPr>
         <w:pStyle w:val="Heading1"/>
+        <w:spacing w:before="520" w:after="280"/>
       </w:pPr>
       <w:r>
         <w:t xml:space="preserve">제6장  자립 재정 구조</w:t>
@@ -2409,7 +2431,7 @@
     </w:p>
     <w:p>
       <w:pPr>
-        <w:spacing w:after="120" w:before="0" w:line="276"/>
+        <w:spacing w:after="160" w:before="0" w:line="312" w:lineRule="auto"/>
       </w:pPr>
       <w:r>
         <w:rPr>
@@ -2424,6 +2446,7 @@
     <w:p>
       <w:pPr>
         <w:pStyle w:val="Heading2"/>
+        <w:spacing w:before="360" w:after="200"/>
       </w:pPr>
       <w:r>
         <w:t xml:space="preserve">6-1. 재정을 받치는 7가지 수입원</w:t>
@@ -2470,7 +2493,7 @@
           </w:tcPr>
           <w:p>
             <w:pPr>
-              <w:spacing w:after="20" w:line="252"/>
+              <w:spacing w:after="20" w:line="288" w:lineRule="auto"/>
               <w:jc w:val="center"/>
             </w:pPr>
             <w:r>
@@ -2503,7 +2526,7 @@
           </w:tcPr>
           <w:p>
             <w:pPr>
-              <w:spacing w:after="20" w:line="252"/>
+              <w:spacing w:after="20" w:line="288" w:lineRule="auto"/>
               <w:jc w:val="center"/>
             </w:pPr>
             <w:r>
@@ -2536,7 +2559,7 @@
           </w:tcPr>
           <w:p>
             <w:pPr>
-              <w:spacing w:after="20" w:line="252"/>
+              <w:spacing w:after="20" w:line="288" w:lineRule="auto"/>
               <w:jc w:val="center"/>
             </w:pPr>
             <w:r>
@@ -2570,7 +2593,7 @@
           </w:tcPr>
           <w:p>
             <w:pPr>
-              <w:spacing w:after="20" w:line="252"/>
+              <w:spacing w:after="20" w:line="288" w:lineRule="auto"/>
             </w:pPr>
             <w:r>
               <w:t xml:space="preserve">① 노인 위탁 재원</w:t>
@@ -2596,7 +2619,7 @@
           </w:tcPr>
           <w:p>
             <w:pPr>
-              <w:spacing w:after="20" w:line="252"/>
+              <w:spacing w:after="20" w:line="288" w:lineRule="auto"/>
             </w:pPr>
             <w:r>
               <w:t xml:space="preserve">건보공단 연계 장기요양 재가급여 및 맞춤돌봄</w:t>
@@ -2622,7 +2645,7 @@
           </w:tcPr>
           <w:p>
             <w:pPr>
-              <w:spacing w:after="20" w:line="252"/>
+              <w:spacing w:after="20" w:line="288" w:lineRule="auto"/>
             </w:pPr>
             <w:r>
               <w:t xml:space="preserve">노인장기요양보험법</w:t>
@@ -2651,7 +2674,7 @@
           </w:tcPr>
           <w:p>
             <w:pPr>
-              <w:spacing w:after="20" w:line="252"/>
+              <w:spacing w:after="20" w:line="288" w:lineRule="auto"/>
             </w:pPr>
             <w:r>
               <w:t xml:space="preserve">② 아동 위탁 예산</w:t>
@@ -2678,7 +2701,7 @@
           </w:tcPr>
           <w:p>
             <w:pPr>
-              <w:spacing w:after="20" w:line="252"/>
+              <w:spacing w:after="20" w:line="288" w:lineRule="auto"/>
             </w:pPr>
             <w:r>
               <w:t xml:space="preserve">국비·지자체 매칭 아동 양육보조금·운영비·인건비</w:t>
@@ -2705,7 +2728,7 @@
           </w:tcPr>
           <w:p>
             <w:pPr>
-              <w:spacing w:after="20" w:line="252"/>
+              <w:spacing w:after="20" w:line="288" w:lineRule="auto"/>
             </w:pPr>
             <w:r>
               <w:t xml:space="preserve">아동복지법 공동생활가정</w:t>
@@ -2733,7 +2756,7 @@
           </w:tcPr>
           <w:p>
             <w:pPr>
-              <w:spacing w:after="20" w:line="252"/>
+              <w:spacing w:after="20" w:line="288" w:lineRule="auto"/>
             </w:pPr>
             <w:r>
               <w:t xml:space="preserve">③ 조합 자치 회비</w:t>
@@ -2759,7 +2782,7 @@
           </w:tcPr>
           <w:p>
             <w:pPr>
-              <w:spacing w:after="20" w:line="252"/>
+              <w:spacing w:after="20" w:line="288" w:lineRule="auto"/>
             </w:pPr>
             <w:r>
               <w:t xml:space="preserve">입주 조합원 생활비 분담금 및 배후 조합원 정기 회비</w:t>
@@ -2785,7 +2808,7 @@
           </w:tcPr>
           <w:p>
             <w:pPr>
-              <w:spacing w:after="20" w:line="252"/>
+              <w:spacing w:after="20" w:line="288" w:lineRule="auto"/>
             </w:pPr>
             <w:r>
               <w:t xml:space="preserve">조합 내부 자치 규약</w:t>
@@ -2814,7 +2837,7 @@
           </w:tcPr>
           <w:p>
             <w:pPr>
-              <w:spacing w:after="20" w:line="252"/>
+              <w:spacing w:after="20" w:line="288" w:lineRule="auto"/>
             </w:pPr>
             <w:r>
               <w:t xml:space="preserve">④ 스마트팜 매출</w:t>
@@ -2841,7 +2864,7 @@
           </w:tcPr>
           <w:p>
             <w:pPr>
-              <w:spacing w:after="20" w:line="252"/>
+              <w:spacing w:after="20" w:line="288" w:lineRule="auto"/>
             </w:pPr>
             <w:r>
               <w:t xml:space="preserve">스마트팜·치유농업 농산물 기업·소비자 직거래 온·오프라인 유통</w:t>
@@ -2868,7 +2891,7 @@
           </w:tcPr>
           <w:p>
             <w:pPr>
-              <w:spacing w:after="20" w:line="252"/>
+              <w:spacing w:after="20" w:line="288" w:lineRule="auto"/>
             </w:pPr>
             <w:r>
               <w:t xml:space="preserve">농진청 귀농 정책자금</w:t>
@@ -2896,7 +2919,7 @@
           </w:tcPr>
           <w:p>
             <w:pPr>
-              <w:spacing w:after="20" w:line="252"/>
+              <w:spacing w:after="20" w:line="288" w:lineRule="auto"/>
             </w:pPr>
             <w:r>
               <w:t xml:space="preserve">⑤ 산림·치유농업·반려 비즈니스</w:t>
@@ -2922,7 +2945,7 @@
           </w:tcPr>
           <w:p>
             <w:pPr>
-              <w:spacing w:after="20" w:line="252"/>
+              <w:spacing w:after="20" w:line="288" w:lineRule="auto"/>
             </w:pPr>
             <w:r>
               <w:t xml:space="preserve">도시민 산림치유·치유농업(6차산업) 체험, 유기견 입양·전문 훈련 수입</w:t>
@@ -2948,7 +2971,7 @@
           </w:tcPr>
           <w:p>
             <w:pPr>
-              <w:spacing w:after="20" w:line="252"/>
+              <w:spacing w:after="20" w:line="288" w:lineRule="auto"/>
             </w:pPr>
             <w:r>
               <w:t xml:space="preserve">고용노동부 일자리 지원 / 농진청 치유농업</w:t>
@@ -2977,7 +3000,7 @@
           </w:tcPr>
           <w:p>
             <w:pPr>
-              <w:spacing w:after="20" w:line="252"/>
+              <w:spacing w:after="20" w:line="288" w:lineRule="auto"/>
             </w:pPr>
             <w:r>
               <w:t xml:space="preserve">⑥ 신재생에너지</w:t>
@@ -3004,7 +3027,7 @@
           </w:tcPr>
           <w:p>
             <w:pPr>
-              <w:spacing w:after="20" w:line="252"/>
+              <w:spacing w:after="20" w:line="288" w:lineRule="auto"/>
             </w:pPr>
             <w:r>
               <w:t xml:space="preserve">주민참여형 태양광 전력 판매(신재생에너지 공급인증서, REC) + 자체 에너지 제로화</w:t>
@@ -3031,7 +3054,7 @@
           </w:tcPr>
           <w:p>
             <w:pPr>
-              <w:spacing w:after="20" w:line="252"/>
+              <w:spacing w:after="20" w:line="288" w:lineRule="auto"/>
             </w:pPr>
             <w:r>
               <w:t xml:space="preserve">에너지공단 금융 지원</w:t>
@@ -3059,7 +3082,7 @@
           </w:tcPr>
           <w:p>
             <w:pPr>
-              <w:spacing w:after="20" w:line="252"/>
+              <w:spacing w:after="20" w:line="288" w:lineRule="auto"/>
             </w:pPr>
             <w:r>
               <w:t xml:space="preserve">⑦ 민간 ESG 후원</w:t>
@@ -3085,7 +3108,7 @@
           </w:tcPr>
           <w:p>
             <w:pPr>
-              <w:spacing w:after="20" w:line="252"/>
+              <w:spacing w:after="20" w:line="288" w:lineRule="auto"/>
             </w:pPr>
             <w:r>
               <w:t xml:space="preserve">대기업 ESG 상생기금·사회공헌 후원금</w:t>
@@ -3111,7 +3134,7 @@
           </w:tcPr>
           <w:p>
             <w:pPr>
-              <w:spacing w:after="20" w:line="252"/>
+              <w:spacing w:after="20" w:line="288" w:lineRule="auto"/>
             </w:pPr>
             <w:r>
               <w:t xml:space="preserve">기업 CSR 연계재원</w:t>
@@ -3123,6 +3146,7 @@
     <w:p>
       <w:pPr>
         <w:pStyle w:val="Heading3"/>
+        <w:spacing w:before="280" w:after="160"/>
       </w:pPr>
       <w:r>
         <w:t xml:space="preserve">6-2. 재무 신뢰성 — 핵심 지표 요약</w:t>
@@ -3130,7 +3154,7 @@
     </w:p>
     <w:p>
       <w:pPr>
-        <w:spacing w:after="120" w:before="0" w:line="276"/>
+        <w:spacing w:after="160" w:before="0" w:line="312" w:lineRule="auto"/>
       </w:pPr>
       <w:r>
         <w:rPr>
@@ -3182,7 +3206,7 @@
           </w:tcPr>
           <w:p>
             <w:pPr>
-              <w:spacing w:after="20" w:line="252"/>
+              <w:spacing w:after="20" w:line="288" w:lineRule="auto"/>
               <w:jc w:val="center"/>
             </w:pPr>
             <w:r>
@@ -3215,7 +3239,7 @@
           </w:tcPr>
           <w:p>
             <w:pPr>
-              <w:spacing w:after="20" w:line="252"/>
+              <w:spacing w:after="20" w:line="288" w:lineRule="auto"/>
               <w:jc w:val="center"/>
             </w:pPr>
             <w:r>
@@ -3249,7 +3273,7 @@
           </w:tcPr>
           <w:p>
             <w:pPr>
-              <w:spacing w:after="20" w:line="252"/>
+              <w:spacing w:after="20" w:line="288" w:lineRule="auto"/>
             </w:pPr>
             <w:r>
               <w:t xml:space="preserve">입주 보증금 / 월 분담금</w:t>
@@ -3275,7 +3299,7 @@
           </w:tcPr>
           <w:p>
             <w:pPr>
-              <w:spacing w:after="20" w:line="252"/>
+              <w:spacing w:after="20" w:line="288" w:lineRule="auto"/>
             </w:pPr>
             <w:r>
               <w:rPr>
@@ -3307,7 +3331,7 @@
           </w:tcPr>
           <w:p>
             <w:pPr>
-              <w:spacing w:after="20" w:line="252"/>
+              <w:spacing w:after="20" w:line="288" w:lineRule="auto"/>
             </w:pPr>
             <w:r>
               <w:t xml:space="preserve">초기 시설 투자비</w:t>
@@ -3334,7 +3358,7 @@
           </w:tcPr>
           <w:p>
             <w:pPr>
-              <w:spacing w:after="20" w:line="252"/>
+              <w:spacing w:after="20" w:line="288" w:lineRule="auto"/>
             </w:pPr>
             <w:r>
               <w:t xml:space="preserve">총 10.5억원 — 정부 공모 보조 + 정책자금 융자 + ESG 출자 + 자부담 결합</w:t>
@@ -3362,7 +3386,7 @@
           </w:tcPr>
           <w:p>
             <w:pPr>
-              <w:spacing w:after="20" w:line="252"/>
+              <w:spacing w:after="20" w:line="288" w:lineRule="auto"/>
             </w:pPr>
             <w:r>
               <w:t xml:space="preserve">수익 4축</w:t>
@@ -3388,7 +3412,7 @@
           </w:tcPr>
           <w:p>
             <w:pPr>
-              <w:spacing w:after="20" w:line="252"/>
+              <w:spacing w:after="20" w:line="288" w:lineRule="auto"/>
             </w:pPr>
             <w:r>
               <w:t xml:space="preserve">복지위탁(재가급여·그룹홈) + 사업수익(5대 사회적기업) + 후원(ESG) + 돌봄코인 내부순환</w:t>
@@ -3417,7 +3441,7 @@
           </w:tcPr>
           <w:p>
             <w:pPr>
-              <w:spacing w:after="20" w:line="252"/>
+              <w:spacing w:after="20" w:line="288" w:lineRule="auto"/>
             </w:pPr>
             <w:r>
               <w:t xml:space="preserve">단계별 손익</w:t>
@@ -3444,7 +3468,7 @@
           </w:tcPr>
           <w:p>
             <w:pPr>
-              <w:spacing w:after="20" w:line="252"/>
+              <w:spacing w:after="20" w:line="288" w:lineRule="auto"/>
             </w:pPr>
             <w:r>
               <w:t xml:space="preserve">씨앗기 운영손익 BEP 목표 2029년(정상가동 후 약 24~30개월, 보증금 제외 운영손익 기준) → 성장기 흑자 전환 → 완성기 공동체 환원·재단 유보</w:t>
@@ -3456,6 +3480,7 @@
     <w:p>
       <w:pPr>
         <w:pStyle w:val="Heading3"/>
+        <w:spacing w:before="280" w:after="160"/>
       </w:pPr>
       <w:r>
         <w:t xml:space="preserve">6-3. 지역사회 환원 약속</w:t>
@@ -3463,7 +3488,7 @@
     </w:p>
     <w:p>
       <w:pPr>
-        <w:spacing w:after="120" w:before="0" w:line="276"/>
+        <w:spacing w:after="160" w:before="0" w:line="312" w:lineRule="auto"/>
       </w:pPr>
       <w:r>
         <w:rPr>
@@ -3482,7 +3507,7 @@
           <w:ilvl w:val="0"/>
           <w:numId w:val="2"/>
         </w:numPr>
-        <w:spacing w:after="60" w:line="270"/>
+        <w:spacing w:after="160" w:line="312" w:lineRule="auto"/>
       </w:pPr>
       <w:r>
         <w:rPr>
@@ -3499,7 +3524,7 @@
           <w:ilvl w:val="0"/>
           <w:numId w:val="2"/>
         </w:numPr>
-        <w:spacing w:after="60" w:line="270"/>
+        <w:spacing w:after="160" w:line="312" w:lineRule="auto"/>
       </w:pPr>
       <w:r>
         <w:rPr>
@@ -3516,7 +3541,7 @@
           <w:ilvl w:val="0"/>
           <w:numId w:val="2"/>
         </w:numPr>
-        <w:spacing w:after="60" w:line="270"/>
+        <w:spacing w:after="160" w:line="312" w:lineRule="auto"/>
       </w:pPr>
       <w:r>
         <w:rPr>
@@ -3529,6 +3554,7 @@
     <w:p>
       <w:pPr>
         <w:pStyle w:val="Heading1"/>
+        <w:spacing w:before="520" w:after="280"/>
       </w:pPr>
       <w:r>
         <w:t xml:space="preserve">제7장  지자체·교육청과의 협력 방안</w:t>
@@ -3537,6 +3563,7 @@
     <w:p>
       <w:pPr>
         <w:pStyle w:val="Heading2"/>
+        <w:spacing w:before="360" w:after="200"/>
       </w:pPr>
       <w:r>
         <w:t xml:space="preserve">7-1. 우리가 지역에 드릴 수 있는 것</w:t>
@@ -3582,7 +3609,7 @@
           </w:tcPr>
           <w:p>
             <w:pPr>
-              <w:spacing w:after="20" w:line="252"/>
+              <w:spacing w:after="20" w:line="288" w:lineRule="auto"/>
               <w:jc w:val="center"/>
             </w:pPr>
             <w:r>
@@ -3615,7 +3642,7 @@
           </w:tcPr>
           <w:p>
             <w:pPr>
-              <w:spacing w:after="20" w:line="252"/>
+              <w:spacing w:after="20" w:line="288" w:lineRule="auto"/>
               <w:jc w:val="center"/>
             </w:pPr>
             <w:r>
@@ -3649,7 +3676,7 @@
           </w:tcPr>
           <w:p>
             <w:pPr>
-              <w:spacing w:after="20" w:line="252"/>
+              <w:spacing w:after="20" w:line="288" w:lineRule="auto"/>
             </w:pPr>
             <w:r>
               <w:t xml:space="preserve">즉각적 현장 가시화</w:t>
@@ -3675,7 +3702,7 @@
           </w:tcPr>
           <w:p>
             <w:pPr>
-              <w:spacing w:after="20" w:line="252"/>
+              <w:spacing w:after="20" w:line="288" w:lineRule="auto"/>
             </w:pPr>
             <w:r>
               <w:t xml:space="preserve">허가 즉시 2~5명 핵심 인력 현장 상주를 통한 신속한 사업 착수</w:t>
@@ -3704,7 +3731,7 @@
           </w:tcPr>
           <w:p>
             <w:pPr>
-              <w:spacing w:after="20" w:line="252"/>
+              <w:spacing w:after="20" w:line="288" w:lineRule="auto"/>
             </w:pPr>
             <w:r>
               <w:t xml:space="preserve">확실한 인구 유입</w:t>
@@ -3731,7 +3758,7 @@
           </w:tcPr>
           <w:p>
             <w:pPr>
-              <w:spacing w:after="20" w:line="252"/>
+              <w:spacing w:after="20" w:line="288" w:lineRule="auto"/>
             </w:pPr>
             <w:r>
               <w:t xml:space="preserve">도시 유능 장년·청년·시니어 초기 20여 명 즉각 유입 및 주민등록 이전</w:t>
@@ -3759,7 +3786,7 @@
           </w:tcPr>
           <w:p>
             <w:pPr>
-              <w:spacing w:after="20" w:line="252"/>
+              <w:spacing w:after="20" w:line="288" w:lineRule="auto"/>
             </w:pPr>
             <w:r>
               <w:t xml:space="preserve">지역 세원 확보</w:t>
@@ -3785,7 +3812,7 @@
           </w:tcPr>
           <w:p>
             <w:pPr>
-              <w:spacing w:after="20" w:line="252"/>
+              <w:spacing w:after="20" w:line="288" w:lineRule="auto"/>
             </w:pPr>
             <w:r>
               <w:t xml:space="preserve">사회적협동조합과 5개 사회적기업 본거지를 홍천군 관내 등록</w:t>
@@ -3814,7 +3841,7 @@
           </w:tcPr>
           <w:p>
             <w:pPr>
-              <w:spacing w:after="20" w:line="252"/>
+              <w:spacing w:after="20" w:line="288" w:lineRule="auto"/>
             </w:pPr>
             <w:r>
               <w:t xml:space="preserve">지역 경제 활성화</w:t>
@@ -3841,7 +3868,7 @@
           </w:tcPr>
           <w:p>
             <w:pPr>
-              <w:spacing w:after="20" w:line="252"/>
+              <w:spacing w:after="20" w:line="288" w:lineRule="auto"/>
             </w:pPr>
             <w:r>
               <w:t xml:space="preserve">연간 2,000명 이상 도시민 관계인구(체험·치유) 유치 → 내촌면 상권 활성화</w:t>
@@ -3869,7 +3896,7 @@
           </w:tcPr>
           <w:p>
             <w:pPr>
-              <w:spacing w:after="20" w:line="252"/>
+              <w:spacing w:after="20" w:line="288" w:lineRule="auto"/>
             </w:pPr>
             <w:r>
               <w:t xml:space="preserve">군정 비전 결합</w:t>
@@ -3895,7 +3922,7 @@
           </w:tcPr>
           <w:p>
             <w:pPr>
-              <w:spacing w:after="20" w:line="252"/>
+              <w:spacing w:after="20" w:line="288" w:lineRule="auto"/>
             </w:pPr>
             <w:r>
               <w:t xml:space="preserve">신영재 군정 ‘바이오·건강도시’ 비전과 결합 — 산림치유·치유농업·고령친화 돌봄의 생활 실증</w:t>
@@ -3924,7 +3951,7 @@
           </w:tcPr>
           <w:p>
             <w:pPr>
-              <w:spacing w:after="20" w:line="252"/>
+              <w:spacing w:after="20" w:line="288" w:lineRule="auto"/>
             </w:pPr>
             <w:r>
               <w:t xml:space="preserve">지방재정 평가 기여</w:t>
@@ -3951,7 +3978,7 @@
           </w:tcPr>
           <w:p>
             <w:pPr>
-              <w:spacing w:after="20" w:line="252"/>
+              <w:spacing w:after="20" w:line="288" w:lineRule="auto"/>
             </w:pPr>
             <w:r>
               <w:t xml:space="preserve">지방소멸대응기금 투자계획 평가에서 좋은 점수를 받을 수 있는 실증 모델</w:t>
@@ -3963,6 +3990,7 @@
     <w:p>
       <w:pPr>
         <w:pStyle w:val="Heading2"/>
+        <w:spacing w:before="360" w:after="200"/>
       </w:pPr>
       <w:r>
         <w:t xml:space="preserve">7-2. 행정에 부탁드리는 것</w:t>
@@ -4008,7 +4036,7 @@
           </w:tcPr>
           <w:p>
             <w:pPr>
-              <w:spacing w:after="20" w:line="252"/>
+              <w:spacing w:after="20" w:line="288" w:lineRule="auto"/>
               <w:jc w:val="center"/>
             </w:pPr>
             <w:r>
@@ -4041,7 +4069,7 @@
           </w:tcPr>
           <w:p>
             <w:pPr>
-              <w:spacing w:after="20" w:line="252"/>
+              <w:spacing w:after="20" w:line="288" w:lineRule="auto"/>
               <w:jc w:val="center"/>
             </w:pPr>
             <w:r>
@@ -4075,7 +4103,7 @@
           </w:tcPr>
           <w:p>
             <w:pPr>
-              <w:spacing w:after="20" w:line="252"/>
+              <w:spacing w:after="20" w:line="288" w:lineRule="auto"/>
             </w:pPr>
             <w:r>
               <w:t xml:space="preserve">홍천교육지원청</w:t>
@@ -4101,7 +4129,7 @@
           </w:tcPr>
           <w:p>
             <w:pPr>
-              <w:spacing w:after="20" w:line="252"/>
+              <w:spacing w:after="20" w:line="288" w:lineRule="auto"/>
             </w:pPr>
             <w:r>
               <w:t xml:space="preserve">내촌초 동창분교장 자산의 20년 이상 장기 임대(대부) 협조</w:t>
@@ -4130,7 +4158,7 @@
           </w:tcPr>
           <w:p>
             <w:pPr>
-              <w:spacing w:after="20" w:line="252"/>
+              <w:spacing w:after="20" w:line="288" w:lineRule="auto"/>
             </w:pPr>
             <w:r>
               <w:t xml:space="preserve">홍천군청 기획감사담당관</w:t>
@@ -4157,7 +4185,7 @@
           </w:tcPr>
           <w:p>
             <w:pPr>
-              <w:spacing w:after="20" w:line="252"/>
+              <w:spacing w:after="20" w:line="288" w:lineRule="auto"/>
             </w:pPr>
             <w:r>
               <w:t xml:space="preserve">지방소멸대응기금 연계 및 부서 간 행정 원스톱 조율</w:t>
@@ -4185,7 +4213,7 @@
           </w:tcPr>
           <w:p>
             <w:pPr>
-              <w:spacing w:after="20" w:line="252"/>
+              <w:spacing w:after="20" w:line="288" w:lineRule="auto"/>
             </w:pPr>
             <w:r>
               <w:t xml:space="preserve">복지정책과/농촌활력과</w:t>
@@ -4211,7 +4239,7 @@
           </w:tcPr>
           <w:p>
             <w:pPr>
-              <w:spacing w:after="20" w:line="252"/>
+              <w:spacing w:after="20" w:line="288" w:lineRule="auto"/>
             </w:pPr>
             <w:r>
               <w:t xml:space="preserve">초기 조립주택 건축 허가, 폐교 리모델링 인허가, 노인공동생활가정·아동 그룹홈 설치 인가</w:t>
@@ -4240,7 +4268,7 @@
           </w:tcPr>
           <w:p>
             <w:pPr>
-              <w:spacing w:after="20" w:line="252"/>
+              <w:spacing w:after="20" w:line="288" w:lineRule="auto"/>
             </w:pPr>
             <w:r>
               <w:t xml:space="preserve">동부지방산림청/강원특별자치도</w:t>
@@ -4267,7 +4295,7 @@
           </w:tcPr>
           <w:p>
             <w:pPr>
-              <w:spacing w:after="20" w:line="252"/>
+              <w:spacing w:after="20" w:line="288" w:lineRule="auto"/>
             </w:pPr>
             <w:r>
               <w:t xml:space="preserve">인근 국유림의 ‘치유의 숲’ 지정 사용 허가 및 도 차원 소멸대응 시범지구 연계</w:t>
@@ -4279,6 +4307,7 @@
     <w:p>
       <w:pPr>
         <w:pStyle w:val="Heading3"/>
+        <w:spacing w:before="280" w:after="160"/>
       </w:pPr>
       <w:r>
         <w:t xml:space="preserve">7-3. 행정 협조의 법적 근거</w:t>
@@ -4324,7 +4353,7 @@
           </w:tcPr>
           <w:p>
             <w:pPr>
-              <w:spacing w:after="20" w:line="252"/>
+              <w:spacing w:after="20" w:line="288" w:lineRule="auto"/>
               <w:jc w:val="center"/>
             </w:pPr>
             <w:r>
@@ -4357,7 +4386,7 @@
           </w:tcPr>
           <w:p>
             <w:pPr>
-              <w:spacing w:after="20" w:line="252"/>
+              <w:spacing w:after="20" w:line="288" w:lineRule="auto"/>
               <w:jc w:val="center"/>
             </w:pPr>
             <w:r>
@@ -4391,7 +4420,7 @@
           </w:tcPr>
           <w:p>
             <w:pPr>
-              <w:spacing w:after="20" w:line="252"/>
+              <w:spacing w:after="20" w:line="288" w:lineRule="auto"/>
             </w:pPr>
             <w:r>
               <w:t xml:space="preserve">폐교 수의계약 특례</w:t>
@@ -4417,7 +4446,7 @@
           </w:tcPr>
           <w:p>
             <w:pPr>
-              <w:spacing w:after="20" w:line="252"/>
+              <w:spacing w:after="20" w:line="288" w:lineRule="auto"/>
             </w:pPr>
             <w:r>
               <w:t xml:space="preserve">「폐교재산의 활용촉진에 관한 특별법」 제5조·시행령 제3조 — 지자체장 추천 사회적협동조합은 미활용 폐교를 경쟁입찰 없이 수의계약 대부 가능</w:t>
@@ -4446,7 +4475,7 @@
           </w:tcPr>
           <w:p>
             <w:pPr>
-              <w:spacing w:after="20" w:line="252"/>
+              <w:spacing w:after="20" w:line="288" w:lineRule="auto"/>
             </w:pPr>
             <w:r>
               <w:t xml:space="preserve">대부료 감면</w:t>
@@ -4473,7 +4502,7 @@
           </w:tcPr>
           <w:p>
             <w:pPr>
-              <w:spacing w:after="20" w:line="252"/>
+              <w:spacing w:after="20" w:line="288" w:lineRule="auto"/>
             </w:pPr>
             <w:r>
               <w:t xml:space="preserve">지역소멸 대응·취약계층 돌봄 목적 활용 시 공유재산 관리조례상 대부료 최하 요율(1~2.5%) 감면</w:t>
@@ -4501,7 +4530,7 @@
           </w:tcPr>
           <w:p>
             <w:pPr>
-              <w:spacing w:after="20" w:line="252"/>
+              <w:spacing w:after="20" w:line="288" w:lineRule="auto"/>
             </w:pPr>
             <w:r>
               <w:t xml:space="preserve">강원특별자치도 특례</w:t>
@@ -4527,7 +4556,7 @@
           </w:tcPr>
           <w:p>
             <w:pPr>
-              <w:spacing w:after="20" w:line="252"/>
+              <w:spacing w:after="20" w:line="288" w:lineRule="auto"/>
             </w:pPr>
             <w:r>
               <w:t xml:space="preserve">강원특별자치도의 규제혁신·자치권을 활용한 ‘돌봄·폐교·농촌 융합 시범지구’ 설계 — 도 차원 행정·재정·규제특례 패키지 연계 가능</w:t>
@@ -4556,7 +4585,7 @@
           </w:tcPr>
           <w:p>
             <w:pPr>
-              <w:spacing w:after="20" w:line="252"/>
+              <w:spacing w:after="20" w:line="288" w:lineRule="auto"/>
             </w:pPr>
             <w:r>
               <w:t xml:space="preserve">폐교법 2026 개정 부합</w:t>
@@ -4583,7 +4612,7 @@
           </w:tcPr>
           <w:p>
             <w:pPr>
-              <w:spacing w:after="20" w:line="252"/>
+              <w:spacing w:after="20" w:line="288" w:lineRule="auto"/>
             </w:pPr>
             <w:r>
               <w:t xml:space="preserve">「폐교재산법」 개정으로 ‘통합돌봄시설’ 용도 신설·인구감소지역 활용 법정절차 간소화(6개월~1년 단축) — 본 통합돌봄 모델·홍천(인구감소지역)에 직접 적용</w:t>
@@ -4611,7 +4640,7 @@
           </w:tcPr>
           <w:p>
             <w:pPr>
-              <w:spacing w:after="20" w:line="252"/>
+              <w:spacing w:after="20" w:line="288" w:lineRule="auto"/>
             </w:pPr>
             <w:r>
               <w:t xml:space="preserve">통합돌봄법 부합(2026.3.27 시행)</w:t>
@@ -4637,7 +4666,7 @@
           </w:tcPr>
           <w:p>
             <w:pPr>
-              <w:spacing w:after="20" w:line="252"/>
+              <w:spacing w:after="20" w:line="288" w:lineRule="auto"/>
             </w:pPr>
             <w:r>
               <w:t xml:space="preserve">「의료·요양 등 지역 돌봄의 통합지원에 관한 법률」 전면 시행 — 살던 곳에서 의료·요양·돌봄을 통합 제공. 본 모델은 그 민간 실증 거점. 2026 통합돌봄 예산 914억, 고령·의료취약 지자체에 연 8~10억 지원.</w:t>
@@ -4648,7 +4677,7 @@
     </w:tbl>
     <w:p>
       <w:pPr>
-        <w:spacing w:after="120" w:before="0" w:line="276"/>
+        <w:spacing w:after="160" w:before="0" w:line="312" w:lineRule="auto"/>
       </w:pPr>
       <w:r>
         <w:rPr>
@@ -4680,7 +4709,7 @@
     </w:p>
     <w:p>
       <w:pPr>
-        <w:spacing w:after="120" w:before="0" w:line="276"/>
+        <w:spacing w:after="160" w:before="0" w:line="312" w:lineRule="auto"/>
       </w:pPr>
       <w:r>
         <w:rPr>
@@ -4705,6 +4734,7 @@
     <w:p>
       <w:pPr>
         <w:pStyle w:val="Heading3"/>
+        <w:spacing w:before="280" w:after="160"/>
       </w:pPr>
       <w:r>
         <w:t xml:space="preserve">7-4. 지역 우려 사전 해소 (민원 방어)</w:t>
@@ -4717,7 +4747,7 @@
           <w:ilvl w:val="0"/>
           <w:numId w:val="2"/>
         </w:numPr>
-        <w:spacing w:after="60" w:line="270"/>
+        <w:spacing w:after="160" w:line="312" w:lineRule="auto"/>
       </w:pPr>
       <w:r>
         <w:rPr>
@@ -4734,7 +4764,7 @@
           <w:ilvl w:val="0"/>
           <w:numId w:val="2"/>
         </w:numPr>
-        <w:spacing w:after="60" w:line="270"/>
+        <w:spacing w:after="160" w:line="312" w:lineRule="auto"/>
       </w:pPr>
       <w:r>
         <w:rPr>
@@ -4745,6 +4775,9 @@
       </w:r>
     </w:p>
     <w:p>
+      <w:pPr>
+        <w:spacing w:line="312" w:lineRule="auto" w:after="160"/>
+      </w:pPr>
       <w:r>
         <w:br w:type="page"/>
       </w:r>
@@ -4752,6 +4785,7 @@
     <w:p>
       <w:pPr>
         <w:pStyle w:val="Heading1"/>
+        <w:spacing w:before="520" w:after="280"/>
       </w:pPr>
       <w:r>
         <w:t xml:space="preserve">핵심요약서 (Executive Summary)</w:t>
@@ -4760,6 +4794,7 @@
     <w:p>
       <w:pPr>
         <w:pStyle w:val="Heading2"/>
+        <w:spacing w:before="360" w:after="200"/>
       </w:pPr>
       <w:r>
         <w:t xml:space="preserve">1. 핵심 가치</w:t>
@@ -4772,7 +4807,7 @@
           <w:ilvl w:val="0"/>
           <w:numId w:val="2"/>
         </w:numPr>
-        <w:spacing w:after="60" w:line="270"/>
+        <w:spacing w:after="160" w:line="312" w:lineRule="auto"/>
       </w:pPr>
       <w:r>
         <w:rPr>
@@ -4800,7 +4835,7 @@
           <w:ilvl w:val="0"/>
           <w:numId w:val="2"/>
         </w:numPr>
-        <w:spacing w:after="60" w:line="270"/>
+        <w:spacing w:after="160" w:line="312" w:lineRule="auto"/>
       </w:pPr>
       <w:r>
         <w:rPr>
@@ -4828,7 +4863,7 @@
           <w:ilvl w:val="0"/>
           <w:numId w:val="2"/>
         </w:numPr>
-        <w:spacing w:after="60" w:line="270"/>
+        <w:spacing w:after="160" w:line="312" w:lineRule="auto"/>
       </w:pPr>
       <w:r>
         <w:rPr>
@@ -4852,6 +4887,7 @@
     <w:p>
       <w:pPr>
         <w:pStyle w:val="Heading2"/>
+        <w:spacing w:before="360" w:after="200"/>
       </w:pPr>
       <w:r>
         <w:t xml:space="preserve">2. 단계별 타임라인 및 확보 인력</w:t>
@@ -4864,7 +4900,7 @@
           <w:ilvl w:val="0"/>
           <w:numId w:val="2"/>
         </w:numPr>
-        <w:spacing w:after="60" w:line="270"/>
+        <w:spacing w:after="160" w:line="312" w:lineRule="auto"/>
       </w:pPr>
       <w:r>
         <w:rPr>
@@ -4881,7 +4917,7 @@
           <w:ilvl w:val="0"/>
           <w:numId w:val="2"/>
         </w:numPr>
-        <w:spacing w:after="60" w:line="270"/>
+        <w:spacing w:after="160" w:line="312" w:lineRule="auto"/>
       </w:pPr>
       <w:r>
         <w:rPr>
@@ -4898,7 +4934,7 @@
           <w:ilvl w:val="0"/>
           <w:numId w:val="2"/>
         </w:numPr>
-        <w:spacing w:after="60" w:line="270"/>
+        <w:spacing w:after="160" w:line="312" w:lineRule="auto"/>
       </w:pPr>
       <w:r>
         <w:rPr>
@@ -4911,6 +4947,7 @@
     <w:p>
       <w:pPr>
         <w:pStyle w:val="Heading2"/>
+        <w:spacing w:before="360" w:after="200"/>
       </w:pPr>
       <w:r>
         <w:t xml:space="preserve">3. 자립 재정 (백서 기반)</w:t>
@@ -4923,7 +4960,7 @@
           <w:ilvl w:val="0"/>
           <w:numId w:val="2"/>
         </w:numPr>
-        <w:spacing w:after="60" w:line="270"/>
+        <w:spacing w:after="160" w:line="312" w:lineRule="auto"/>
       </w:pPr>
       <w:r>
         <w:rPr>
@@ -4940,7 +4977,7 @@
           <w:ilvl w:val="0"/>
           <w:numId w:val="2"/>
         </w:numPr>
-        <w:spacing w:after="60" w:line="270"/>
+        <w:spacing w:after="160" w:line="312" w:lineRule="auto"/>
       </w:pPr>
       <w:r>
         <w:rPr>
@@ -4957,7 +4994,7 @@
           <w:ilvl w:val="0"/>
           <w:numId w:val="2"/>
         </w:numPr>
-        <w:spacing w:after="60" w:line="270"/>
+        <w:spacing w:after="160" w:line="312" w:lineRule="auto"/>
       </w:pPr>
       <w:r>
         <w:rPr>
@@ -4970,6 +5007,7 @@
     <w:p>
       <w:pPr>
         <w:pStyle w:val="Heading2"/>
+        <w:spacing w:before="360" w:after="200"/>
       </w:pPr>
       <w:r>
         <w:t xml:space="preserve">4. 지역 기여 요약</w:t>
@@ -4982,7 +5020,7 @@
           <w:ilvl w:val="0"/>
           <w:numId w:val="2"/>
         </w:numPr>
-        <w:spacing w:after="60" w:line="270"/>
+        <w:spacing w:after="160" w:line="312" w:lineRule="auto"/>
       </w:pPr>
       <w:r>
         <w:rPr>
@@ -4999,7 +5037,7 @@
           <w:ilvl w:val="0"/>
           <w:numId w:val="2"/>
         </w:numPr>
-        <w:spacing w:after="60" w:line="270"/>
+        <w:spacing w:after="160" w:line="312" w:lineRule="auto"/>
       </w:pPr>
       <w:r>
         <w:rPr>
@@ -5012,6 +5050,7 @@
     <w:p>
       <w:pPr>
         <w:pStyle w:val="Heading2"/>
+        <w:spacing w:before="360" w:after="200"/>
       </w:pPr>
       <w:r>
         <w:t xml:space="preserve">5. 행정 요청 요약</w:t>
@@ -5019,7 +5058,7 @@
     </w:p>
     <w:p>
       <w:pPr>
-        <w:spacing w:after="120" w:before="0" w:line="276"/>
+        <w:spacing w:after="160" w:before="0" w:line="312" w:lineRule="auto"/>
       </w:pPr>
       <w:r>
         <w:rPr>
@@ -5033,12 +5072,12 @@
     </w:p>
     <w:p>
       <w:pPr>
-        <w:spacing w:after="160"/>
-      </w:pPr>
-    </w:p>
-    <w:p>
-      <w:pPr>
-        <w:spacing w:after="30" w:before="0" w:line="276"/>
+        <w:spacing w:after="160" w:line="312" w:lineRule="auto"/>
+      </w:pPr>
+    </w:p>
+    <w:p>
+      <w:pPr>
+        <w:spacing w:after="160" w:before="0" w:line="312" w:lineRule="auto"/>
         <w:jc w:val="center"/>
       </w:pPr>
       <w:r>
@@ -5054,7 +5093,7 @@
     </w:p>
     <w:p>
       <w:pPr>
-        <w:spacing w:after="120" w:before="0" w:line="276"/>
+        <w:spacing w:after="160" w:before="0" w:line="312" w:lineRule="auto"/>
         <w:jc w:val="center"/>
       </w:pPr>
       <w:r>
@@ -5330,8 +5369,8 @@
       <w:rPr>
         <w:rFonts w:ascii="맑은 고딕" w:cs="맑은 고딕" w:eastAsia="맑은 고딕" w:hAnsi="맑은 고딕"/>
         <w:color w:val="212121"/>
-        <w:sz w:val="21"/>
-        <w:szCs w:val="21"/>
+        <w:sz w:val="22"/>
+        <w:szCs w:val="22"/>
       </w:rPr>
     </w:rPrDefault>
     <w:pPrDefault/>
